--- a/docs/Guide_analyse_Lichess.docx
+++ b/docs/Guide_analyse_Lichess.docx
@@ -2103,7 +2103,7 @@
     </w:p>
     <w:p>
       <w:r>
-        <w:t>discover_stratified découvre les joueurs ; collect_games récupère les parties ; build_openings extrait les ouvertures présentes dans les réponses API ; prepare nettoie et construit les historiques ; analyze lance les analyses générales et la batterie de répétition. L’envoi S3 est optionnel et intervient après le nettoyage.</w:t>
+        <w:t>discover_stratified découvre les joueurs ; collect_games récupère les parties et leurs coups ; build_openings réunit les cinq tables officielles a.tsv à e.tsv. prepare identifie les ouvertures en rejouant les cinq ou dix premiers coups complets et construit les historiques. analyze lance ensuite les analyses. Le grand référentiel est visible dans References/openings_complet.csv et compte 3865 lignes pour la version livrée. Les noms API restent séparés dans api_eco et api_opening_name. La profondeur de reconnaissance et les ambiguïtés sont enregistrées. L’envoi S3 reste optionnel et intervient après le nettoyage.</w:t>
       </w:r>
     </w:p>
     <w:p>
